--- a/opportunities/BDR-FLEET-READINESS/04_artifacts/executive-brief-v0.4-draft.docx
+++ b/opportunities/BDR-FLEET-READINESS/04_artifacts/executive-brief-v0.4-draft.docx
@@ -146,7 +146,7 @@
         <w:rPr>
           <w:rtl w:val="0"/>
         </w:rPr>
-        <w:t xml:space="preserve">• DoD buys related contractor work-types at scale. AFRICOM via CACI NSS holds $194M for broad professional services with exercise scope. MDA via Axient holds $234M for missile-defense exercise and wargames. OSD via Parsons holds $557M for real-time decision support to Combatant Commanders. The Navy could plausibly procure any of these. Today it has not.</w:t>
+        <w:t xml:space="preserve">• DoD buys related contractor work-types at scale. AFRICOM via CACI NSS holds $194M for broad professional services with exercise scope. MDA via Axient holds $234M for missile-defense exercise and wargames. OSD via Parsons holds $557M for real-time decision support to Combatant Commanders. The Navy could plausibly procure any of these. </w:t>
       </w:r>
     </w:p>
     <w:p>
@@ -172,7 +172,7 @@
         <w:rPr>
           <w:rtl w:val="0"/>
         </w:rPr>
-        <w:t xml:space="preserve">• Source-grounding caveat. Public sources prove the Navy has the problem and the rest of DoD buys related work at scale. Public sources do NOT yet prove the Navy has a named procurement line for this sub-product today. The hypothesis is solid. The salesmanship step is real BD work.</w:t>
+        <w:t xml:space="preserve">• Source-grounding caveat. Public sources prove the Navy has the problem and the rest of DoD buys related work at scale. Public sources do NOT yet prove the Navy has a named procurement line for this sub-product today. </w:t>
       </w:r>
     </w:p>
     <w:p>
